--- a/edo/задание 2/готовые документы/04_ответное_письмо_ООО_Яндекс.docx
+++ b/edo/задание 2/готовые документы/04_ответное_письмо_ООО_Яндекс.docx
@@ -198,7 +198,7 @@
           <w:b w:val="0"/>
           <w:sz w:val="24"/>
         </w:rPr>
-        <w:t>ООО "ЯНДЕКС" подтверждает готовность принять Токареву Алёну Сергеевну для прохождения производственной практики (технологической (проектно-технологической) практики) с 08.06.2026 по 05.07.2026.</w:t>
+        <w:t>ООО "ЯНДЕКС" подтверждает готовность принять Токареву Алену Дмитриевну для прохождения производственной практики (технологической (проектно-технологической) практики) с 08.06.2026 по 05.07.2026.</w:t>
       </w:r>
     </w:p>
     <w:p>
